--- a/DOCX/KINDLE/VOLUME71.docx
+++ b/DOCX/KINDLE/VOLUME71.docx
@@ -1780,7 +1780,7 @@
         <w:pStyle w:val="BodyText"/>
       </w:pPr>
       <w:r>
-        <w:t xml:space="preserve">but there is special a hand of G. in [-] particular ordering ordering. vthis is livelily Represented v. 6. 7.</w:t>
+        <w:t xml:space="preserve">but there is special a hand of G. in [-] particular ordering ordering. this is livelily Represented v. 6. 7.</w:t>
       </w:r>
     </w:p>
     <w:p>
@@ -2268,7 +2268,7 @@
         <w:pStyle w:val="BodyText"/>
       </w:pPr>
       <w:r>
-        <w:t xml:space="preserve">The Positive Benefits Turns from the way tohat misery leads to destruction </w:t>
+        <w:t xml:space="preserve">The Positive Benefits Turns from the way that misery leads to destruction </w:t>
       </w:r>
       <w:r>
         <w:rPr>
